--- a/README.docx
+++ b/README.docx
@@ -23,6 +23,14 @@
           <w:szCs w:val="40"/>
         </w:rPr>
         <w:t>：</w:t>
+      </w:r>
+      <w:r>
+        <w:rPr>
+          <w:rFonts w:hint="eastAsia"/>
+          <w:sz w:val="40"/>
+          <w:szCs w:val="40"/>
+        </w:rPr>
+        <w:t>五感コレクション</w:t>
       </w:r>
     </w:p>
     <w:p>
@@ -64,9 +72,47 @@
     <w:p>
       <w:pPr>
         <w:rPr>
+          <w:szCs w:val="21"/>
+        </w:rPr>
+      </w:pPr>
+      <w:r>
+        <w:rPr>
+          <w:szCs w:val="21"/>
+        </w:rPr>
+        <w:t>プレイヤーは各ステージに散らばる能力</w:t>
+      </w:r>
+      <w:r>
+        <w:rPr>
           <w:rFonts w:hint="eastAsia"/>
-          <w:sz w:val="40"/>
-          <w:szCs w:val="40"/>
+          <w:szCs w:val="21"/>
+        </w:rPr>
+        <w:t>(五感)</w:t>
+      </w:r>
+      <w:r>
+        <w:rPr>
+          <w:szCs w:val="21"/>
+        </w:rPr>
+        <w:t>を取得し、スピードアップや重力反転</w:t>
+      </w:r>
+      <w:r>
+        <w:rPr>
+          <w:rFonts w:hint="eastAsia"/>
+          <w:szCs w:val="21"/>
+        </w:rPr>
+        <w:t>、跳躍、音源、視界</w:t>
+      </w:r>
+      <w:r>
+        <w:rPr>
+          <w:szCs w:val="21"/>
+        </w:rPr>
+        <w:t>といった特殊なアビリティを駆使してゴールを目指します。ステージ開始時には、そのステージ特有のルール説明が表示されます。</w:t>
+      </w:r>
+    </w:p>
+    <w:p>
+      <w:pPr>
+        <w:rPr>
+          <w:rFonts w:hint="eastAsia"/>
+          <w:szCs w:val="21"/>
         </w:rPr>
       </w:pPr>
     </w:p>
@@ -93,30 +139,26 @@
     <w:p>
       <w:pPr>
         <w:rPr>
+          <w:szCs w:val="21"/>
+        </w:rPr>
+      </w:pPr>
+      <w:r>
+        <w:rPr>
+          <w:szCs w:val="21"/>
+        </w:rPr>
+        <w:t>OS:Windows11</w:t>
+      </w:r>
+    </w:p>
+    <w:p>
+      <w:pPr>
+        <w:rPr>
+          <w:szCs w:val="21"/>
+        </w:rPr>
+      </w:pPr>
+      <w:r>
+        <w:rPr>
           <w:rFonts w:hint="eastAsia"/>
-          <w:sz w:val="24"/>
-        </w:rPr>
-      </w:pPr>
-      <w:r>
-        <w:rPr>
-          <w:sz w:val="24"/>
-        </w:rPr>
-        <w:t>OS:Windows11</w:t>
-      </w:r>
-    </w:p>
-    <w:p>
-      <w:pPr>
-        <w:rPr>
-          <w:rFonts w:hint="eastAsia"/>
-          <w:sz w:val="28"/>
-          <w:szCs w:val="28"/>
-        </w:rPr>
-      </w:pPr>
-      <w:r>
-        <w:rPr>
-          <w:rFonts w:hint="eastAsia"/>
-          <w:sz w:val="28"/>
-          <w:szCs w:val="28"/>
+          <w:szCs w:val="21"/>
         </w:rPr>
         <w:t>Unity 6000.0.45f1</w:t>
       </w:r>
@@ -174,14 +216,12 @@
         <w:pStyle w:val="a9"/>
         <w:ind w:left="360"/>
         <w:rPr>
-          <w:sz w:val="28"/>
-          <w:szCs w:val="28"/>
-        </w:rPr>
-      </w:pPr>
-      <w:r>
-        <w:rPr>
-          <w:sz w:val="28"/>
-          <w:szCs w:val="28"/>
+          <w:szCs w:val="21"/>
+        </w:rPr>
+      </w:pPr>
+      <w:r>
+        <w:rPr>
+          <w:szCs w:val="21"/>
         </w:rPr>
         <w:t>マウス:視点移動/カーソル操作</w:t>
       </w:r>
@@ -191,15 +231,13 @@
         <w:pStyle w:val="a9"/>
         <w:ind w:left="360"/>
         <w:rPr>
-          <w:sz w:val="28"/>
-          <w:szCs w:val="28"/>
+          <w:szCs w:val="21"/>
         </w:rPr>
       </w:pPr>
       <w:r>
         <w:rPr>
           <w:rFonts w:hint="eastAsia"/>
-          <w:sz w:val="28"/>
-          <w:szCs w:val="28"/>
+          <w:szCs w:val="21"/>
         </w:rPr>
         <w:t>WASD:移動</w:t>
       </w:r>
@@ -209,15 +247,13 @@
         <w:pStyle w:val="a9"/>
         <w:ind w:left="360"/>
         <w:rPr>
-          <w:sz w:val="28"/>
-          <w:szCs w:val="28"/>
+          <w:szCs w:val="21"/>
         </w:rPr>
       </w:pPr>
       <w:r>
         <w:rPr>
           <w:rFonts w:hint="eastAsia"/>
-          <w:sz w:val="28"/>
-          <w:szCs w:val="28"/>
+          <w:szCs w:val="21"/>
         </w:rPr>
         <w:t>右クリック：視点の先のオブジェクトをクリック</w:t>
       </w:r>
@@ -227,49 +263,104 @@
         <w:pStyle w:val="a9"/>
         <w:ind w:left="360"/>
         <w:rPr>
+          <w:szCs w:val="21"/>
+        </w:rPr>
+      </w:pPr>
+      <w:r>
+        <w:rPr>
           <w:rFonts w:hint="eastAsia"/>
-          <w:sz w:val="28"/>
-          <w:szCs w:val="28"/>
-        </w:rPr>
-      </w:pPr>
-      <w:r>
+          <w:szCs w:val="21"/>
+        </w:rPr>
+        <w:t>ＥＳＣキー：設定画面開閉</w:t>
+      </w:r>
+    </w:p>
+    <w:p>
+      <w:pPr>
+        <w:pStyle w:val="a9"/>
+        <w:ind w:left="360"/>
         <w:rPr>
           <w:rFonts w:hint="eastAsia"/>
-          <w:sz w:val="28"/>
-          <w:szCs w:val="28"/>
-        </w:rPr>
-        <w:t>ＥＳＣキー：設定画面開閉</w:t>
+          <w:szCs w:val="21"/>
+        </w:rPr>
+      </w:pPr>
+      <w:r>
+        <w:rPr>
+          <w:szCs w:val="21"/>
+        </w:rPr>
+        <w:t>S</w:t>
+      </w:r>
+      <w:r>
+        <w:rPr>
+          <w:rFonts w:hint="eastAsia"/>
+          <w:szCs w:val="21"/>
+        </w:rPr>
+        <w:t>paceキー：ジャンプ</w:t>
       </w:r>
     </w:p>
     <w:p>
       <w:pPr>
         <w:pStyle w:val="a9"/>
-        <w:numPr>
-          <w:ilvl w:val="0"/>
-          <w:numId w:val="1"/>
-        </w:numPr>
-        <w:rPr>
-          <w:sz w:val="40"/>
-          <w:szCs w:val="40"/>
+        <w:ind w:left="360"/>
+        <w:rPr>
+          <w:szCs w:val="21"/>
         </w:rPr>
       </w:pPr>
       <w:r>
         <w:rPr>
           <w:rFonts w:hint="eastAsia"/>
-          <w:sz w:val="40"/>
-          <w:szCs w:val="40"/>
-        </w:rPr>
-        <w:t>主なゲーム内容</w:t>
-      </w:r>
-    </w:p>
-    <w:p>
-      <w:pPr>
+          <w:szCs w:val="21"/>
+        </w:rPr>
+        <w:t>Rキー：スピードアップアイテムの使用</w:t>
+      </w:r>
+    </w:p>
+    <w:p>
+      <w:pPr>
+        <w:pStyle w:val="a9"/>
+        <w:ind w:left="360"/>
+        <w:rPr>
+          <w:szCs w:val="21"/>
+        </w:rPr>
+      </w:pPr>
+      <w:r>
         <w:rPr>
           <w:rFonts w:hint="eastAsia"/>
-          <w:sz w:val="28"/>
-          <w:szCs w:val="28"/>
-        </w:rPr>
-      </w:pPr>
+          <w:szCs w:val="21"/>
+        </w:rPr>
+        <w:t>Ｔキー：重力反転アイテムの使用</w:t>
+      </w:r>
+    </w:p>
+    <w:p>
+      <w:pPr>
+        <w:pStyle w:val="a9"/>
+        <w:ind w:left="360"/>
+        <w:rPr>
+          <w:szCs w:val="21"/>
+        </w:rPr>
+      </w:pPr>
+      <w:r>
+        <w:rPr>
+          <w:rFonts w:hint="eastAsia"/>
+          <w:szCs w:val="21"/>
+        </w:rPr>
+        <w:t>Shiftキー：重力反転解除</w:t>
+      </w:r>
+    </w:p>
+    <w:p>
+      <w:pPr>
+        <w:pStyle w:val="a9"/>
+        <w:ind w:left="360"/>
+        <w:rPr>
+          <w:rFonts w:hint="eastAsia"/>
+          <w:szCs w:val="21"/>
+        </w:rPr>
+      </w:pPr>
+      <w:r>
+        <w:rPr>
+          <w:rFonts w:hint="eastAsia"/>
+          <w:szCs w:val="21"/>
+        </w:rPr>
+        <w:t>Ｅキー：嗅覚能力の使用</w:t>
+      </w:r>
     </w:p>
     <w:sectPr>
       <w:pgSz w:w="11906" w:h="16838"/>

--- a/README.docx
+++ b/README.docx
@@ -111,10 +111,293 @@
     <w:p>
       <w:pPr>
         <w:rPr>
-          <w:rFonts w:hint="eastAsia"/>
-          <w:szCs w:val="21"/>
-        </w:rPr>
-      </w:pPr>
+          <w:szCs w:val="21"/>
+        </w:rPr>
+      </w:pPr>
+      <w:r>
+        <w:rPr>
+          <w:noProof/>
+          <w:szCs w:val="21"/>
+        </w:rPr>
+        <w:drawing>
+          <wp:inline distT="0" distB="0" distL="0" distR="0" wp14:anchorId="1B774B49" wp14:editId="09BDFC10">
+            <wp:extent cx="4143375" cy="2291301"/>
+            <wp:effectExtent l="0" t="0" r="0" b="0"/>
+            <wp:docPr id="449868588" name="図 2"/>
+            <wp:cNvGraphicFramePr>
+              <a:graphicFrameLocks xmlns:a="http://schemas.openxmlformats.org/drawingml/2006/main" noChangeAspect="1"/>
+            </wp:cNvGraphicFramePr>
+            <a:graphic xmlns:a="http://schemas.openxmlformats.org/drawingml/2006/main">
+              <a:graphicData uri="http://schemas.openxmlformats.org/drawingml/2006/picture">
+                <pic:pic xmlns:pic="http://schemas.openxmlformats.org/drawingml/2006/picture">
+                  <pic:nvPicPr>
+                    <pic:cNvPr id="0" name="Picture 2"/>
+                    <pic:cNvPicPr>
+                      <a:picLocks noChangeAspect="1" noChangeArrowheads="1"/>
+                    </pic:cNvPicPr>
+                  </pic:nvPicPr>
+                  <pic:blipFill>
+                    <a:blip r:embed="rId5" cstate="print">
+                      <a:extLst>
+                        <a:ext uri="{28A0092B-C50C-407E-A947-70E740481C1C}">
+                          <a14:useLocalDpi xmlns:a14="http://schemas.microsoft.com/office/drawing/2010/main" val="0"/>
+                        </a:ext>
+                      </a:extLst>
+                    </a:blip>
+                    <a:srcRect/>
+                    <a:stretch>
+                      <a:fillRect/>
+                    </a:stretch>
+                  </pic:blipFill>
+                  <pic:spPr bwMode="auto">
+                    <a:xfrm>
+                      <a:off x="0" y="0"/>
+                      <a:ext cx="4155732" cy="2298135"/>
+                    </a:xfrm>
+                    <a:prstGeom prst="rect">
+                      <a:avLst/>
+                    </a:prstGeom>
+                    <a:noFill/>
+                    <a:ln>
+                      <a:noFill/>
+                    </a:ln>
+                  </pic:spPr>
+                </pic:pic>
+              </a:graphicData>
+            </a:graphic>
+          </wp:inline>
+        </w:drawing>
+      </w:r>
+    </w:p>
+    <w:p>
+      <w:pPr>
+        <w:rPr>
+          <w:szCs w:val="21"/>
+        </w:rPr>
+      </w:pPr>
+      <w:r>
+        <w:rPr>
+          <w:rFonts w:hint="eastAsia"/>
+          <w:szCs w:val="21"/>
+        </w:rPr>
+        <w:t>それぞれのステージで次のような画面が表示され五感にちなんだ能力を獲得します。</w:t>
+      </w:r>
+      <w:r>
+        <w:rPr>
+          <w:rFonts w:hint="eastAsia"/>
+          <w:noProof/>
+          <w:szCs w:val="21"/>
+        </w:rPr>
+        <w:drawing>
+          <wp:inline distT="0" distB="0" distL="0" distR="0" wp14:anchorId="7CB9C07C" wp14:editId="1C6C81D8">
+            <wp:extent cx="4162425" cy="2368023"/>
+            <wp:effectExtent l="0" t="0" r="0" b="0"/>
+            <wp:docPr id="607470134" name="図 3"/>
+            <wp:cNvGraphicFramePr>
+              <a:graphicFrameLocks xmlns:a="http://schemas.openxmlformats.org/drawingml/2006/main" noChangeAspect="1"/>
+            </wp:cNvGraphicFramePr>
+            <a:graphic xmlns:a="http://schemas.openxmlformats.org/drawingml/2006/main">
+              <a:graphicData uri="http://schemas.openxmlformats.org/drawingml/2006/picture">
+                <pic:pic xmlns:pic="http://schemas.openxmlformats.org/drawingml/2006/picture">
+                  <pic:nvPicPr>
+                    <pic:cNvPr id="0" name="Picture 3"/>
+                    <pic:cNvPicPr>
+                      <a:picLocks noChangeAspect="1" noChangeArrowheads="1"/>
+                    </pic:cNvPicPr>
+                  </pic:nvPicPr>
+                  <pic:blipFill>
+                    <a:blip r:embed="rId6" cstate="print">
+                      <a:extLst>
+                        <a:ext uri="{28A0092B-C50C-407E-A947-70E740481C1C}">
+                          <a14:useLocalDpi xmlns:a14="http://schemas.microsoft.com/office/drawing/2010/main" val="0"/>
+                        </a:ext>
+                      </a:extLst>
+                    </a:blip>
+                    <a:srcRect/>
+                    <a:stretch>
+                      <a:fillRect/>
+                    </a:stretch>
+                  </pic:blipFill>
+                  <pic:spPr bwMode="auto">
+                    <a:xfrm>
+                      <a:off x="0" y="0"/>
+                      <a:ext cx="4177836" cy="2376790"/>
+                    </a:xfrm>
+                    <a:prstGeom prst="rect">
+                      <a:avLst/>
+                    </a:prstGeom>
+                    <a:noFill/>
+                    <a:ln>
+                      <a:noFill/>
+                    </a:ln>
+                  </pic:spPr>
+                </pic:pic>
+              </a:graphicData>
+            </a:graphic>
+          </wp:inline>
+        </w:drawing>
+      </w:r>
+    </w:p>
+    <w:p>
+      <w:pPr>
+        <w:rPr>
+          <w:szCs w:val="21"/>
+        </w:rPr>
+      </w:pPr>
+      <w:r>
+        <w:rPr>
+          <w:rFonts w:hint="eastAsia"/>
+          <w:szCs w:val="21"/>
+        </w:rPr>
+        <w:t>ステージをクリアすると能力を獲得した状態で最初のステージに戻ることができます。</w:t>
+      </w:r>
+    </w:p>
+    <w:p>
+      <w:pPr>
+        <w:rPr>
+          <w:rFonts w:hint="eastAsia"/>
+          <w:szCs w:val="21"/>
+        </w:rPr>
+      </w:pPr>
+      <w:r>
+        <w:rPr>
+          <w:noProof/>
+          <w:szCs w:val="21"/>
+        </w:rPr>
+        <w:lastRenderedPageBreak/>
+        <w:drawing>
+          <wp:inline distT="0" distB="0" distL="0" distR="0" wp14:anchorId="18E25B50" wp14:editId="0F1B111F">
+            <wp:extent cx="4257675" cy="2372884"/>
+            <wp:effectExtent l="0" t="0" r="0" b="8890"/>
+            <wp:docPr id="409156575" name="図 4"/>
+            <wp:cNvGraphicFramePr>
+              <a:graphicFrameLocks xmlns:a="http://schemas.openxmlformats.org/drawingml/2006/main" noChangeAspect="1"/>
+            </wp:cNvGraphicFramePr>
+            <a:graphic xmlns:a="http://schemas.openxmlformats.org/drawingml/2006/main">
+              <a:graphicData uri="http://schemas.openxmlformats.org/drawingml/2006/picture">
+                <pic:pic xmlns:pic="http://schemas.openxmlformats.org/drawingml/2006/picture">
+                  <pic:nvPicPr>
+                    <pic:cNvPr id="0" name="Picture 4"/>
+                    <pic:cNvPicPr>
+                      <a:picLocks noChangeAspect="1" noChangeArrowheads="1"/>
+                    </pic:cNvPicPr>
+                  </pic:nvPicPr>
+                  <pic:blipFill>
+                    <a:blip r:embed="rId7" cstate="print">
+                      <a:extLst>
+                        <a:ext uri="{28A0092B-C50C-407E-A947-70E740481C1C}">
+                          <a14:useLocalDpi xmlns:a14="http://schemas.microsoft.com/office/drawing/2010/main" val="0"/>
+                        </a:ext>
+                      </a:extLst>
+                    </a:blip>
+                    <a:srcRect/>
+                    <a:stretch>
+                      <a:fillRect/>
+                    </a:stretch>
+                  </pic:blipFill>
+                  <pic:spPr bwMode="auto">
+                    <a:xfrm>
+                      <a:off x="0" y="0"/>
+                      <a:ext cx="4266431" cy="2377764"/>
+                    </a:xfrm>
+                    <a:prstGeom prst="rect">
+                      <a:avLst/>
+                    </a:prstGeom>
+                    <a:noFill/>
+                    <a:ln>
+                      <a:noFill/>
+                    </a:ln>
+                  </pic:spPr>
+                </pic:pic>
+              </a:graphicData>
+            </a:graphic>
+          </wp:inline>
+        </w:drawing>
+      </w:r>
+    </w:p>
+    <w:p>
+      <w:pPr>
+        <w:rPr>
+          <w:szCs w:val="21"/>
+        </w:rPr>
+      </w:pPr>
+      <w:r>
+        <w:rPr>
+          <w:rFonts w:hint="eastAsia"/>
+          <w:szCs w:val="21"/>
+        </w:rPr>
+        <w:t>全てのステージをクリアするとこの位置にゴールが出現します。</w:t>
+      </w:r>
+    </w:p>
+    <w:p>
+      <w:pPr>
+        <w:rPr>
+          <w:rFonts w:hint="eastAsia"/>
+          <w:szCs w:val="21"/>
+        </w:rPr>
+      </w:pPr>
+      <w:r>
+        <w:rPr>
+          <w:rFonts w:hint="eastAsia"/>
+          <w:szCs w:val="21"/>
+        </w:rPr>
+        <w:t>この扉に触れることでクリアすることができます。</w:t>
+      </w:r>
+      <w:r>
+        <w:rPr>
+          <w:rFonts w:hint="eastAsia"/>
+          <w:noProof/>
+          <w:szCs w:val="21"/>
+        </w:rPr>
+        <w:drawing>
+          <wp:inline distT="0" distB="0" distL="0" distR="0" wp14:anchorId="4CA30E90" wp14:editId="4610D729">
+            <wp:extent cx="4333875" cy="2416231"/>
+            <wp:effectExtent l="0" t="0" r="0" b="3175"/>
+            <wp:docPr id="988127021" name="図 5"/>
+            <wp:cNvGraphicFramePr>
+              <a:graphicFrameLocks xmlns:a="http://schemas.openxmlformats.org/drawingml/2006/main" noChangeAspect="1"/>
+            </wp:cNvGraphicFramePr>
+            <a:graphic xmlns:a="http://schemas.openxmlformats.org/drawingml/2006/main">
+              <a:graphicData uri="http://schemas.openxmlformats.org/drawingml/2006/picture">
+                <pic:pic xmlns:pic="http://schemas.openxmlformats.org/drawingml/2006/picture">
+                  <pic:nvPicPr>
+                    <pic:cNvPr id="0" name="Picture 5"/>
+                    <pic:cNvPicPr>
+                      <a:picLocks noChangeAspect="1" noChangeArrowheads="1"/>
+                    </pic:cNvPicPr>
+                  </pic:nvPicPr>
+                  <pic:blipFill>
+                    <a:blip r:embed="rId8" cstate="print">
+                      <a:extLst>
+                        <a:ext uri="{28A0092B-C50C-407E-A947-70E740481C1C}">
+                          <a14:useLocalDpi xmlns:a14="http://schemas.microsoft.com/office/drawing/2010/main" val="0"/>
+                        </a:ext>
+                      </a:extLst>
+                    </a:blip>
+                    <a:srcRect/>
+                    <a:stretch>
+                      <a:fillRect/>
+                    </a:stretch>
+                  </pic:blipFill>
+                  <pic:spPr bwMode="auto">
+                    <a:xfrm>
+                      <a:off x="0" y="0"/>
+                      <a:ext cx="4343850" cy="2421792"/>
+                    </a:xfrm>
+                    <a:prstGeom prst="rect">
+                      <a:avLst/>
+                    </a:prstGeom>
+                    <a:noFill/>
+                    <a:ln>
+                      <a:noFill/>
+                    </a:ln>
+                  </pic:spPr>
+                </pic:pic>
+              </a:graphicData>
+            </a:graphic>
+          </wp:inline>
+        </w:drawing>
+      </w:r>
     </w:p>
     <w:p>
       <w:pPr>
@@ -152,6 +435,7 @@
     <w:p>
       <w:pPr>
         <w:rPr>
+          <w:rFonts w:hint="eastAsia"/>
           <w:szCs w:val="21"/>
         </w:rPr>
       </w:pPr>
@@ -180,34 +464,6 @@
           <w:sz w:val="40"/>
           <w:szCs w:val="40"/>
         </w:rPr>
-        <w:t>主要スクリプト・クラス解説</w:t>
-      </w:r>
-    </w:p>
-    <w:p>
-      <w:pPr>
-        <w:rPr>
-          <w:sz w:val="40"/>
-          <w:szCs w:val="40"/>
-        </w:rPr>
-      </w:pPr>
-    </w:p>
-    <w:p>
-      <w:pPr>
-        <w:pStyle w:val="a9"/>
-        <w:numPr>
-          <w:ilvl w:val="0"/>
-          <w:numId w:val="1"/>
-        </w:numPr>
-        <w:rPr>
-          <w:sz w:val="40"/>
-          <w:szCs w:val="40"/>
-        </w:rPr>
-      </w:pPr>
-      <w:r>
-        <w:rPr>
-          <w:sz w:val="40"/>
-          <w:szCs w:val="40"/>
-        </w:rPr>
         <w:t>操作方法</w:t>
       </w:r>
     </w:p>
@@ -279,7 +535,6 @@
         <w:pStyle w:val="a9"/>
         <w:ind w:left="360"/>
         <w:rPr>
-          <w:rFonts w:hint="eastAsia"/>
           <w:szCs w:val="21"/>
         </w:rPr>
       </w:pPr>
@@ -326,6 +581,7 @@
           <w:rFonts w:hint="eastAsia"/>
           <w:szCs w:val="21"/>
         </w:rPr>
+        <w:lastRenderedPageBreak/>
         <w:t>Ｔキー：重力反転アイテムの使用</w:t>
       </w:r>
     </w:p>
@@ -350,7 +606,6 @@
         <w:pStyle w:val="a9"/>
         <w:ind w:left="360"/>
         <w:rPr>
-          <w:rFonts w:hint="eastAsia"/>
           <w:szCs w:val="21"/>
         </w:rPr>
       </w:pPr>
@@ -1069,6 +1324,7 @@
   <w:style w:type="character" w:default="1" w:styleId="a0">
     <w:name w:val="Default Paragraph Font"/>
     <w:uiPriority w:val="1"/>
+    <w:semiHidden/>
     <w:unhideWhenUsed/>
   </w:style>
   <w:style w:type="table" w:default="1" w:styleId="a1">
